--- a/Projet1/Test.docx
+++ b/Projet1/Test.docx
@@ -10,8 +10,11 @@
         <w:t>Test ultime</w:t>
       </w:r>
     </w:p>
-    <w:p/>
-    <w:p/>
+    <w:p>
+      <w:r>
+        <w:t>Contenu :</w:t>
+      </w:r>
+    </w:p>
     <w:p>
       <w:pPr>
         <w:pStyle w:val="Titre2"/>
@@ -175,17 +178,7 @@
           <w:i/>
           <w:iCs/>
         </w:rPr>
-        <w:t xml:space="preserve">Ceci est en </w:t>
-      </w:r>
-      <w:proofErr w:type="spellStart"/>
-      <w:r>
-        <w:rPr>
-          <w:b/>
-          <w:bCs/>
-          <w:i/>
-          <w:iCs/>
-        </w:rPr>
-        <w:t>italique</w:t>
+        <w:t>Ceci est en italique</w:t>
       </w:r>
       <w:r>
         <w:rPr>
@@ -205,7 +198,6 @@
         </w:rPr>
         <w:t>Gras</w:t>
       </w:r>
-      <w:proofErr w:type="spellEnd"/>
       <w:r>
         <w:rPr>
           <w:b/>
@@ -262,6 +254,17 @@
     <w:p>
       <w:r>
         <w:t>3. Étape trois</w:t>
+      </w:r>
+    </w:p>
+    <w:p>
+      <w:r>
+        <w:t xml:space="preserve">4. </w:t>
+      </w:r>
+      <w:r>
+        <w:t xml:space="preserve">Étape </w:t>
+      </w:r>
+      <w:r>
+        <w:t>quatre</w:t>
       </w:r>
       <w:r>
         <w:br/>
@@ -339,11 +342,9 @@
             <w:tcW w:w="1393" w:type="dxa"/>
           </w:tcPr>
           <w:p>
-            <w:proofErr w:type="spellStart"/>
             <w:r>
               <w:t>Barcola</w:t>
             </w:r>
-            <w:proofErr w:type="spellEnd"/>
           </w:p>
         </w:tc>
       </w:tr>
@@ -356,11 +357,9 @@
             <w:tcW w:w="1392" w:type="dxa"/>
           </w:tcPr>
           <w:p>
-            <w:proofErr w:type="spellStart"/>
             <w:r>
               <w:t>Vitinha</w:t>
             </w:r>
-            <w:proofErr w:type="spellEnd"/>
           </w:p>
         </w:tc>
         <w:tc>
@@ -368,23 +367,9 @@
             <w:tcW w:w="1392" w:type="dxa"/>
           </w:tcPr>
           <w:p>
-            <w:proofErr w:type="spellStart"/>
             <w:r>
               <w:t>Veratti</w:t>
             </w:r>
-            <w:proofErr w:type="spellEnd"/>
-          </w:p>
-        </w:tc>
-        <w:tc>
-          <w:tcPr>
-            <w:tcW w:w="1393" w:type="dxa"/>
-          </w:tcPr>
-          <w:p>
-            <w:proofErr w:type="spellStart"/>
-            <w:r>
-              <w:t>Mazadona</w:t>
-            </w:r>
-            <w:proofErr w:type="spellEnd"/>
           </w:p>
         </w:tc>
         <w:tc>
@@ -393,13 +378,18 @@
           </w:tcPr>
           <w:p>
             <w:r>
-              <w:t>Zaire-</w:t>
+              <w:t>Mazadona</w:t>
             </w:r>
-            <w:proofErr w:type="spellStart"/>
+          </w:p>
+        </w:tc>
+        <w:tc>
+          <w:tcPr>
+            <w:tcW w:w="1393" w:type="dxa"/>
+          </w:tcPr>
+          <w:p>
             <w:r>
-              <w:t>emery</w:t>
+              <w:t>Zaire-emery</w:t>
             </w:r>
-            <w:proofErr w:type="spellEnd"/>
           </w:p>
         </w:tc>
       </w:tr>
@@ -422,11 +412,9 @@
             <w:tcW w:w="1392" w:type="dxa"/>
           </w:tcPr>
           <w:p>
-            <w:proofErr w:type="spellStart"/>
             <w:r>
               <w:t>mendes</w:t>
             </w:r>
-            <w:proofErr w:type="spellEnd"/>
           </w:p>
         </w:tc>
         <w:tc>
@@ -434,11 +422,9 @@
             <w:tcW w:w="1393" w:type="dxa"/>
           </w:tcPr>
           <w:p>
-            <w:proofErr w:type="spellStart"/>
             <w:r>
               <w:t>marquinhos</w:t>
             </w:r>
-            <w:proofErr w:type="spellEnd"/>
           </w:p>
         </w:tc>
         <w:tc>
@@ -453,20 +439,43 @@
         </w:tc>
       </w:tr>
     </w:tbl>
-    <w:p>
-      <w:r>
-        <w:br/>
-      </w:r>
-      <w:r>
-        <w:br/>
-      </w:r>
-    </w:p>
+    <w:p/>
+    <w:p/>
     <w:p>
       <w:pPr>
         <w:pStyle w:val="Titre3"/>
       </w:pPr>
       <w:r>
         <w:lastRenderedPageBreak/>
+        <w:t xml:space="preserve">Mon lien : </w:t>
+      </w:r>
+    </w:p>
+    <w:p>
+      <w:hyperlink r:id="rId4" w:history="1">
+        <w:r>
+          <w:rPr>
+            <w:rStyle w:val="Lienhypertexte"/>
+          </w:rPr>
+          <w:t>https://cegepsherbrooke.qc.ca/</w:t>
+        </w:r>
+      </w:hyperlink>
+      <w:r>
+        <w:br/>
+      </w:r>
+    </w:p>
+    <w:p>
+      <w:pPr>
+        <w:pStyle w:val="Titre3"/>
+      </w:pPr>
+      <w:r>
+        <w:br/>
+      </w:r>
+    </w:p>
+    <w:p>
+      <w:pPr>
+        <w:pStyle w:val="Titre3"/>
+      </w:pPr>
+      <w:r>
         <w:t>Mon image :</w:t>
       </w:r>
       <w:r>
@@ -494,7 +503,7 @@
                     <pic:cNvPicPr/>
                   </pic:nvPicPr>
                   <pic:blipFill>
-                    <a:blip r:embed="rId4" cstate="print">
+                    <a:blip r:embed="rId5" cstate="print">
                       <a:extLst>
                         <a:ext uri="{28A0092B-C50C-407E-A947-70E740481C1C}">
                           <a14:useLocalDpi xmlns:a14="http://schemas.microsoft.com/office/drawing/2010/main" val="0"/>
@@ -1463,6 +1472,29 @@
       </w:tblBorders>
     </w:tblPr>
   </w:style>
+  <w:style w:type="character" w:styleId="Lienhypertexte">
+    <w:name w:val="Hyperlink"/>
+    <w:basedOn w:val="Policepardfaut"/>
+    <w:uiPriority w:val="99"/>
+    <w:unhideWhenUsed/>
+    <w:rsid w:val="008B7841"/>
+    <w:rPr>
+      <w:color w:val="467886" w:themeColor="hyperlink"/>
+      <w:u w:val="single"/>
+    </w:rPr>
+  </w:style>
+  <w:style w:type="character" w:styleId="Mentionnonrsolue">
+    <w:name w:val="Unresolved Mention"/>
+    <w:basedOn w:val="Policepardfaut"/>
+    <w:uiPriority w:val="99"/>
+    <w:semiHidden/>
+    <w:unhideWhenUsed/>
+    <w:rsid w:val="008B7841"/>
+    <w:rPr>
+      <w:color w:val="605E5C"/>
+      <w:shd w:val="clear" w:color="auto" w:fill="E1DFDD"/>
+    </w:rPr>
+  </w:style>
 </w:styles>
 </file>
 
